--- a/report.docx
+++ b/report.docx
@@ -28,6 +28,20 @@
           <w:lang w:eastAsia="zh-CN"/>
         </w:rPr>
         <w:t>实验报告</w:t>
+      </w:r>
+    </w:p>
+    <w:p>
+      <w:pPr>
+        <w:spacing w:after="240"/>
+        <w:jc w:val="center"/>
+      </w:pPr>
+      <w:r>
+        <w:rPr>
+          <w:rFonts w:ascii="Times New Roman" w:hAnsi="Times New Roman" w:eastAsia="宋体"/>
+          <w:color w:val="555555"/>
+          <w:sz w:val="20"/>
+        </w:rPr>
+        <w:t>开源仓库：https://github.com/Siegunfried/dbms-performance-evaluation</w:t>
       </w:r>
     </w:p>
     <w:p>
